--- a/Gestor_de_Inventarios/tarifarios/Tarifario_Playeras_2026.docx
+++ b/Gestor_de_Inventarios/tarifarios/Tarifario_Playeras_2026.docx
@@ -643,7 +643,7 @@
                       <w:color w:val="1A1A2E"/>
                       <w:sz w:val="18"/>
                     </w:rPr>
-                    <w:t>CH, MD, GD, EXG</w:t>
+                    <w:t>CH</w:t>
                   </w:r>
                 </w:p>
               </w:tc>
@@ -670,6 +670,114 @@
                       <w:sz w:val="18"/>
                     </w:rPr>
                     <w:t>$219</w:t>
+                  </w:r>
+                </w:p>
+              </w:tc>
+            </w:tr>
+            <w:tr>
+              <w:tc>
+                <w:tcPr>
+                  <w:tcW w:type="dxa" w:w="1920"/>
+                  <w:shd w:val="clear" w:color="auto" w:fill="EDF4FC"/>
+                  <w:tcMar>
+                    <w:top w:w="48" w:type="dxa"/>
+                    <w:bottom w:w="48" w:type="dxa"/>
+                    <w:left w:w="100" w:type="dxa"/>
+                    <w:right w:w="100" w:type="dxa"/>
+                  </w:tcMar>
+                </w:tcPr>
+                <w:p>
+                  <w:pPr>
+                    <w:spacing w:before="0" w:after="0"/>
+                    <w:jc w:val="left"/>
+                  </w:pPr>
+                  <w:r>
+                    <w:rPr>
+                      <w:b w:val="0"/>
+                      <w:color w:val="1A1A2E"/>
+                      <w:sz w:val="18"/>
+                    </w:rPr>
+                    <w:t>MD</w:t>
+                  </w:r>
+                </w:p>
+              </w:tc>
+              <w:tc>
+                <w:tcPr>
+                  <w:tcW w:type="dxa" w:w="1920"/>
+                  <w:shd w:val="clear" w:color="auto" w:fill="EDF4FC"/>
+                  <w:tcMar>
+                    <w:top w:w="48" w:type="dxa"/>
+                    <w:bottom w:w="48" w:type="dxa"/>
+                    <w:left w:w="100" w:type="dxa"/>
+                    <w:right w:w="100" w:type="dxa"/>
+                  </w:tcMar>
+                </w:tcPr>
+                <w:p>
+                  <w:pPr>
+                    <w:spacing w:before="0" w:after="0"/>
+                    <w:jc w:val="right"/>
+                  </w:pPr>
+                  <w:r>
+                    <w:rPr>
+                      <w:b/>
+                      <w:color w:val="1E3A6E"/>
+                      <w:sz w:val="18"/>
+                    </w:rPr>
+                    <w:t>$225</w:t>
+                  </w:r>
+                </w:p>
+              </w:tc>
+            </w:tr>
+            <w:tr>
+              <w:tc>
+                <w:tcPr>
+                  <w:tcW w:type="dxa" w:w="1920"/>
+                  <w:shd w:val="clear" w:color="auto" w:fill="FFFFFF"/>
+                  <w:tcMar>
+                    <w:top w:w="48" w:type="dxa"/>
+                    <w:bottom w:w="48" w:type="dxa"/>
+                    <w:left w:w="100" w:type="dxa"/>
+                    <w:right w:w="100" w:type="dxa"/>
+                  </w:tcMar>
+                </w:tcPr>
+                <w:p>
+                  <w:pPr>
+                    <w:spacing w:before="0" w:after="0"/>
+                    <w:jc w:val="left"/>
+                  </w:pPr>
+                  <w:r>
+                    <w:rPr>
+                      <w:b w:val="0"/>
+                      <w:color w:val="1A1A2E"/>
+                      <w:sz w:val="18"/>
+                    </w:rPr>
+                    <w:t>GD, EXG</w:t>
+                  </w:r>
+                </w:p>
+              </w:tc>
+              <w:tc>
+                <w:tcPr>
+                  <w:tcW w:type="dxa" w:w="1920"/>
+                  <w:shd w:val="clear" w:color="auto" w:fill="FFFFFF"/>
+                  <w:tcMar>
+                    <w:top w:w="48" w:type="dxa"/>
+                    <w:bottom w:w="48" w:type="dxa"/>
+                    <w:left w:w="100" w:type="dxa"/>
+                    <w:right w:w="100" w:type="dxa"/>
+                  </w:tcMar>
+                </w:tcPr>
+                <w:p>
+                  <w:pPr>
+                    <w:spacing w:before="0" w:after="0"/>
+                    <w:jc w:val="right"/>
+                  </w:pPr>
+                  <w:r>
+                    <w:rPr>
+                      <w:b/>
+                      <w:color w:val="1E3A6E"/>
+                      <w:sz w:val="18"/>
+                    </w:rPr>
+                    <w:t>$235</w:t>
                   </w:r>
                 </w:p>
               </w:tc>
@@ -1163,6 +1271,757 @@
         <w:spacing w:before="0" w:after="120"/>
       </w:pPr>
     </w:p>
+    <w:tbl>
+      <w:tblPr>
+        <w:tblW w:type="auto" w:w="0"/>
+        <w:tblLook w:firstColumn="1" w:firstRow="1" w:lastColumn="0" w:lastRow="0" w:noHBand="0" w:noVBand="1" w:val="04A0"/>
+        <w:jc w:val="center"/>
+        <w:tblBorders>
+          <w:top w:val="none"/>
+          <w:left w:val="none"/>
+          <w:bottom w:val="none"/>
+          <w:right w:val="none"/>
+          <w:insideH w:val="none"/>
+          <w:insideV w:val="none"/>
+        </w:tblBorders>
+      </w:tblPr>
+      <w:tblGrid>
+        <w:gridCol w:w="7682"/>
+        <w:gridCol w:w="7682"/>
+      </w:tblGrid>
+      <w:tr>
+        <w:tc>
+          <w:tcPr>
+            <w:tcW w:type="dxa" w:w="7682"/>
+            <w:tcMar>
+              <w:top w:w="0" w:type="dxa"/>
+              <w:bottom w:w="0" w:type="dxa"/>
+              <w:left w:w="60" w:type="dxa"/>
+              <w:right w:w="60" w:type="dxa"/>
+            </w:tcMar>
+          </w:tcPr>
+          <w:p/>
+          <w:tbl>
+            <w:tblPr>
+              <w:tblW w:type="auto" w:w="0"/>
+              <w:tblLook w:firstColumn="1" w:firstRow="1" w:lastColumn="0" w:lastRow="0" w:noHBand="0" w:noVBand="1" w:val="04A0"/>
+              <w:tblBorders>
+                <w:top w:val="none"/>
+                <w:left w:val="none"/>
+                <w:bottom w:val="none"/>
+                <w:right w:val="none"/>
+                <w:insideH w:val="none"/>
+                <w:insideV w:val="none"/>
+              </w:tblBorders>
+            </w:tblPr>
+            <w:tblGrid>
+              <w:gridCol w:w="7682"/>
+            </w:tblGrid>
+            <w:tr>
+              <w:tc>
+                <w:tcPr>
+                  <w:tcW w:type="dxa" w:w="7682"/>
+                  <w:shd w:val="clear" w:color="auto" w:fill="B52020"/>
+                  <w:tcMar>
+                    <w:top w:w="70" w:type="dxa"/>
+                    <w:bottom w:w="70" w:type="dxa"/>
+                    <w:left w:w="140" w:type="dxa"/>
+                    <w:right w:w="140" w:type="dxa"/>
+                  </w:tcMar>
+                </w:tcPr>
+                <w:p>
+                  <w:pPr>
+                    <w:spacing w:before="0" w:after="0"/>
+                    <w:jc w:val="left"/>
+                  </w:pPr>
+                  <w:r>
+                    <w:rPr>
+                      <w:b/>
+                      <w:color w:val="FFFFFF"/>
+                      <w:sz w:val="20"/>
+                    </w:rPr>
+                    <w:t>Polos por escuela</w:t>
+                  </w:r>
+                </w:p>
+              </w:tc>
+            </w:tr>
+          </w:tbl>
+          <w:p/>
+          <w:tbl>
+            <w:tblPr>
+              <w:tblStyle w:val="TableGrid"/>
+              <w:tblW w:type="auto" w:w="0"/>
+              <w:tblLook w:firstColumn="1" w:firstRow="1" w:lastColumn="0" w:lastRow="0" w:noHBand="0" w:noVBand="1" w:val="04A0"/>
+            </w:tblPr>
+            <w:tblGrid>
+              <w:gridCol w:w="2561"/>
+              <w:gridCol w:w="2561"/>
+              <w:gridCol w:w="2561"/>
+            </w:tblGrid>
+            <w:tr>
+              <w:tc>
+                <w:tcPr>
+                  <w:tcW w:type="dxa" w:w="2561"/>
+                  <w:shd w:val="clear" w:color="auto" w:fill="FCE8E8"/>
+                  <w:tcMar>
+                    <w:top w:w="50" w:type="dxa"/>
+                    <w:bottom w:w="50" w:type="dxa"/>
+                    <w:left w:w="100" w:type="dxa"/>
+                    <w:right w:w="100" w:type="dxa"/>
+                  </w:tcMar>
+                </w:tcPr>
+                <w:p>
+                  <w:pPr>
+                    <w:spacing w:before="0" w:after="0"/>
+                    <w:jc w:val="left"/>
+                  </w:pPr>
+                  <w:r>
+                    <w:rPr>
+                      <w:b/>
+                      <w:color w:val="B52020"/>
+                      <w:sz w:val="17"/>
+                    </w:rPr>
+                    <w:t>Escuela</w:t>
+                  </w:r>
+                </w:p>
+              </w:tc>
+              <w:tc>
+                <w:tcPr>
+                  <w:tcW w:type="dxa" w:w="2561"/>
+                  <w:shd w:val="clear" w:color="auto" w:fill="FCE8E8"/>
+                  <w:tcMar>
+                    <w:top w:w="50" w:type="dxa"/>
+                    <w:bottom w:w="50" w:type="dxa"/>
+                    <w:left w:w="100" w:type="dxa"/>
+                    <w:right w:w="100" w:type="dxa"/>
+                  </w:tcMar>
+                </w:tcPr>
+                <w:p>
+                  <w:pPr>
+                    <w:spacing w:before="0" w:after="0"/>
+                    <w:jc w:val="right"/>
+                  </w:pPr>
+                  <w:r>
+                    <w:rPr>
+                      <w:b/>
+                      <w:color w:val="B52020"/>
+                      <w:sz w:val="17"/>
+                    </w:rPr>
+                    <w:t>Tallas</w:t>
+                  </w:r>
+                </w:p>
+              </w:tc>
+              <w:tc>
+                <w:tcPr>
+                  <w:tcW w:type="dxa" w:w="2561"/>
+                  <w:shd w:val="clear" w:color="auto" w:fill="FCE8E8"/>
+                  <w:tcMar>
+                    <w:top w:w="50" w:type="dxa"/>
+                    <w:bottom w:w="50" w:type="dxa"/>
+                    <w:left w:w="100" w:type="dxa"/>
+                    <w:right w:w="100" w:type="dxa"/>
+                  </w:tcMar>
+                </w:tcPr>
+                <w:p>
+                  <w:pPr>
+                    <w:spacing w:before="0" w:after="0"/>
+                    <w:jc w:val="right"/>
+                  </w:pPr>
+                  <w:r>
+                    <w:rPr>
+                      <w:b/>
+                      <w:color w:val="B52020"/>
+                      <w:sz w:val="17"/>
+                    </w:rPr>
+                    <w:t>Precio</w:t>
+                  </w:r>
+                </w:p>
+              </w:tc>
+            </w:tr>
+            <w:tr>
+              <w:tc>
+                <w:tcPr>
+                  <w:tcW w:type="dxa" w:w="2561"/>
+                  <w:shd w:val="clear" w:color="auto" w:fill="FFFFFF"/>
+                  <w:tcMar>
+                    <w:top w:w="48" w:type="dxa"/>
+                    <w:bottom w:w="48" w:type="dxa"/>
+                    <w:left w:w="100" w:type="dxa"/>
+                    <w:right w:w="100" w:type="dxa"/>
+                  </w:tcMar>
+                </w:tcPr>
+                <w:p>
+                  <w:pPr>
+                    <w:spacing w:before="0" w:after="0"/>
+                    <w:jc w:val="left"/>
+                  </w:pPr>
+                  <w:r>
+                    <w:rPr>
+                      <w:b w:val="0"/>
+                      <w:color w:val="1A1A2E"/>
+                      <w:sz w:val="18"/>
+                    </w:rPr>
+                    <w:t>Conalep · SABES (Bachillerato)</w:t>
+                  </w:r>
+                </w:p>
+              </w:tc>
+              <w:tc>
+                <w:tcPr>
+                  <w:tcW w:type="dxa" w:w="2561"/>
+                  <w:shd w:val="clear" w:color="auto" w:fill="FFFFFF"/>
+                  <w:tcMar>
+                    <w:top w:w="48" w:type="dxa"/>
+                    <w:bottom w:w="48" w:type="dxa"/>
+                    <w:left w:w="100" w:type="dxa"/>
+                    <w:right w:w="100" w:type="dxa"/>
+                  </w:tcMar>
+                </w:tcPr>
+                <w:p>
+                  <w:pPr>
+                    <w:spacing w:before="0" w:after="0"/>
+                    <w:jc w:val="right"/>
+                  </w:pPr>
+                  <w:r>
+                    <w:rPr>
+                      <w:b/>
+                      <w:color w:val="1E3A6E"/>
+                      <w:sz w:val="18"/>
+                    </w:rPr>
+                    <w:t>Línea completa</w:t>
+                  </w:r>
+                </w:p>
+              </w:tc>
+              <w:tc>
+                <w:tcPr>
+                  <w:tcW w:type="dxa" w:w="2561"/>
+                  <w:shd w:val="clear" w:color="auto" w:fill="FFFFFF"/>
+                  <w:tcMar>
+                    <w:top w:w="48" w:type="dxa"/>
+                    <w:bottom w:w="48" w:type="dxa"/>
+                    <w:left w:w="100" w:type="dxa"/>
+                    <w:right w:w="100" w:type="dxa"/>
+                  </w:tcMar>
+                </w:tcPr>
+                <w:p>
+                  <w:pPr>
+                    <w:spacing w:before="0" w:after="0"/>
+                    <w:jc w:val="right"/>
+                  </w:pPr>
+                  <w:r>
+                    <w:rPr>
+                      <w:b/>
+                      <w:color w:val="1E3A6E"/>
+                      <w:sz w:val="18"/>
+                    </w:rPr>
+                    <w:t>$239</w:t>
+                  </w:r>
+                </w:p>
+              </w:tc>
+            </w:tr>
+          </w:tbl>
+          <w:p/>
+          <w:p>
+            <w:pPr>
+              <w:spacing w:before="0" w:after="80"/>
+            </w:pPr>
+          </w:p>
+        </w:tc>
+        <w:tc>
+          <w:tcPr>
+            <w:tcW w:type="dxa" w:w="7682"/>
+            <w:tcMar>
+              <w:top w:w="0" w:type="dxa"/>
+              <w:bottom w:w="0" w:type="dxa"/>
+              <w:left w:w="60" w:type="dxa"/>
+              <w:right w:w="60" w:type="dxa"/>
+            </w:tcMar>
+          </w:tcPr>
+          <w:p/>
+          <w:tbl>
+            <w:tblPr>
+              <w:tblW w:type="auto" w:w="0"/>
+              <w:tblLook w:firstColumn="1" w:firstRow="1" w:lastColumn="0" w:lastRow="0" w:noHBand="0" w:noVBand="1" w:val="04A0"/>
+              <w:tblBorders>
+                <w:top w:val="none"/>
+                <w:left w:val="none"/>
+                <w:bottom w:val="none"/>
+                <w:right w:val="none"/>
+                <w:insideH w:val="none"/>
+                <w:insideV w:val="none"/>
+              </w:tblBorders>
+            </w:tblPr>
+            <w:tblGrid>
+              <w:gridCol w:w="7682"/>
+            </w:tblGrid>
+            <w:tr>
+              <w:tc>
+                <w:tcPr>
+                  <w:tcW w:type="dxa" w:w="7682"/>
+                  <w:shd w:val="clear" w:color="auto" w:fill="B52020"/>
+                  <w:tcMar>
+                    <w:top w:w="70" w:type="dxa"/>
+                    <w:bottom w:w="70" w:type="dxa"/>
+                    <w:left w:w="140" w:type="dxa"/>
+                    <w:right w:w="140" w:type="dxa"/>
+                  </w:tcMar>
+                </w:tcPr>
+                <w:p>
+                  <w:pPr>
+                    <w:spacing w:before="0" w:after="0"/>
+                    <w:jc w:val="left"/>
+                  </w:pPr>
+                  <w:r>
+                    <w:rPr>
+                      <w:b/>
+                      <w:color w:val="FFFFFF"/>
+                      <w:sz w:val="20"/>
+                    </w:rPr>
+                    <w:t>Precios especiales en caja</w:t>
+                  </w:r>
+                </w:p>
+              </w:tc>
+            </w:tr>
+          </w:tbl>
+          <w:p/>
+          <w:tbl>
+            <w:tblPr>
+              <w:tblStyle w:val="TableGrid"/>
+              <w:tblW w:type="auto" w:w="0"/>
+              <w:tblLook w:firstColumn="1" w:firstRow="1" w:lastColumn="0" w:lastRow="0" w:noHBand="0" w:noVBand="1" w:val="04A0"/>
+            </w:tblPr>
+            <w:tblGrid>
+              <w:gridCol w:w="2561"/>
+              <w:gridCol w:w="2561"/>
+              <w:gridCol w:w="2561"/>
+            </w:tblGrid>
+            <w:tr>
+              <w:tc>
+                <w:tcPr>
+                  <w:tcW w:type="dxa" w:w="2561"/>
+                  <w:shd w:val="clear" w:color="auto" w:fill="FCE8E8"/>
+                  <w:tcMar>
+                    <w:top w:w="50" w:type="dxa"/>
+                    <w:bottom w:w="50" w:type="dxa"/>
+                    <w:left w:w="100" w:type="dxa"/>
+                    <w:right w:w="100" w:type="dxa"/>
+                  </w:tcMar>
+                </w:tcPr>
+                <w:p>
+                  <w:pPr>
+                    <w:spacing w:before="0" w:after="0"/>
+                    <w:jc w:val="left"/>
+                  </w:pPr>
+                  <w:r>
+                    <w:rPr>
+                      <w:b/>
+                      <w:color w:val="B52020"/>
+                      <w:sz w:val="17"/>
+                    </w:rPr>
+                    <w:t>Escuela</w:t>
+                  </w:r>
+                </w:p>
+              </w:tc>
+              <w:tc>
+                <w:tcPr>
+                  <w:tcW w:type="dxa" w:w="2561"/>
+                  <w:shd w:val="clear" w:color="auto" w:fill="FCE8E8"/>
+                  <w:tcMar>
+                    <w:top w:w="50" w:type="dxa"/>
+                    <w:bottom w:w="50" w:type="dxa"/>
+                    <w:left w:w="100" w:type="dxa"/>
+                    <w:right w:w="100" w:type="dxa"/>
+                  </w:tcMar>
+                </w:tcPr>
+                <w:p>
+                  <w:pPr>
+                    <w:spacing w:before="0" w:after="0"/>
+                    <w:jc w:val="right"/>
+                  </w:pPr>
+                  <w:r>
+                    <w:rPr>
+                      <w:b/>
+                      <w:color w:val="B52020"/>
+                      <w:sz w:val="17"/>
+                    </w:rPr>
+                    <w:t>Tallas</w:t>
+                  </w:r>
+                </w:p>
+              </w:tc>
+              <w:tc>
+                <w:tcPr>
+                  <w:tcW w:type="dxa" w:w="2561"/>
+                  <w:shd w:val="clear" w:color="auto" w:fill="FCE8E8"/>
+                  <w:tcMar>
+                    <w:top w:w="50" w:type="dxa"/>
+                    <w:bottom w:w="50" w:type="dxa"/>
+                    <w:left w:w="100" w:type="dxa"/>
+                    <w:right w:w="100" w:type="dxa"/>
+                  </w:tcMar>
+                </w:tcPr>
+                <w:p>
+                  <w:pPr>
+                    <w:spacing w:before="0" w:after="0"/>
+                    <w:jc w:val="right"/>
+                  </w:pPr>
+                  <w:r>
+                    <w:rPr>
+                      <w:b/>
+                      <w:color w:val="B52020"/>
+                      <w:sz w:val="17"/>
+                    </w:rPr>
+                    <w:t>Precio</w:t>
+                  </w:r>
+                </w:p>
+              </w:tc>
+            </w:tr>
+            <w:tr>
+              <w:tc>
+                <w:tcPr>
+                  <w:tcW w:type="dxa" w:w="2561"/>
+                  <w:shd w:val="clear" w:color="auto" w:fill="FFFFFF"/>
+                  <w:tcMar>
+                    <w:top w:w="48" w:type="dxa"/>
+                    <w:bottom w:w="48" w:type="dxa"/>
+                    <w:left w:w="100" w:type="dxa"/>
+                    <w:right w:w="100" w:type="dxa"/>
+                  </w:tcMar>
+                </w:tcPr>
+                <w:p>
+                  <w:pPr>
+                    <w:spacing w:before="0" w:after="0"/>
+                    <w:jc w:val="left"/>
+                  </w:pPr>
+                  <w:r>
+                    <w:rPr>
+                      <w:b w:val="0"/>
+                      <w:color w:val="1A1A2E"/>
+                      <w:sz w:val="18"/>
+                    </w:rPr>
+                    <w:t>CBTIS 148 · Deportiva Ad hoc</w:t>
+                  </w:r>
+                </w:p>
+              </w:tc>
+              <w:tc>
+                <w:tcPr>
+                  <w:tcW w:type="dxa" w:w="2561"/>
+                  <w:shd w:val="clear" w:color="auto" w:fill="FFFFFF"/>
+                  <w:tcMar>
+                    <w:top w:w="48" w:type="dxa"/>
+                    <w:bottom w:w="48" w:type="dxa"/>
+                    <w:left w:w="100" w:type="dxa"/>
+                    <w:right w:w="100" w:type="dxa"/>
+                  </w:tcMar>
+                </w:tcPr>
+                <w:p>
+                  <w:pPr>
+                    <w:spacing w:before="0" w:after="0"/>
+                    <w:jc w:val="right"/>
+                  </w:pPr>
+                  <w:r>
+                    <w:rPr>
+                      <w:b/>
+                      <w:color w:val="1E3A6E"/>
+                      <w:sz w:val="18"/>
+                    </w:rPr>
+                    <w:t>Línea completa</w:t>
+                  </w:r>
+                </w:p>
+              </w:tc>
+              <w:tc>
+                <w:tcPr>
+                  <w:tcW w:type="dxa" w:w="2561"/>
+                  <w:shd w:val="clear" w:color="auto" w:fill="FFFFFF"/>
+                  <w:tcMar>
+                    <w:top w:w="48" w:type="dxa"/>
+                    <w:bottom w:w="48" w:type="dxa"/>
+                    <w:left w:w="100" w:type="dxa"/>
+                    <w:right w:w="100" w:type="dxa"/>
+                  </w:tcMar>
+                </w:tcPr>
+                <w:p>
+                  <w:pPr>
+                    <w:spacing w:before="0" w:after="0"/>
+                    <w:jc w:val="right"/>
+                  </w:pPr>
+                  <w:r>
+                    <w:rPr>
+                      <w:b/>
+                      <w:color w:val="1E3A6E"/>
+                      <w:sz w:val="18"/>
+                    </w:rPr>
+                    <w:t>$150</w:t>
+                  </w:r>
+                </w:p>
+              </w:tc>
+            </w:tr>
+            <w:tr>
+              <w:tc>
+                <w:tcPr>
+                  <w:tcW w:type="dxa" w:w="2561"/>
+                  <w:shd w:val="clear" w:color="auto" w:fill="FDF0F0"/>
+                  <w:tcMar>
+                    <w:top w:w="48" w:type="dxa"/>
+                    <w:bottom w:w="48" w:type="dxa"/>
+                    <w:left w:w="100" w:type="dxa"/>
+                    <w:right w:w="100" w:type="dxa"/>
+                  </w:tcMar>
+                </w:tcPr>
+                <w:p>
+                  <w:pPr>
+                    <w:spacing w:before="0" w:after="0"/>
+                    <w:jc w:val="left"/>
+                  </w:pPr>
+                  <w:r>
+                    <w:rPr>
+                      <w:b w:val="0"/>
+                      <w:color w:val="1A1A2E"/>
+                      <w:sz w:val="18"/>
+                    </w:rPr>
+                    <w:t>Vicente Guerrero · Playera Blanca</w:t>
+                  </w:r>
+                </w:p>
+              </w:tc>
+              <w:tc>
+                <w:tcPr>
+                  <w:tcW w:type="dxa" w:w="2561"/>
+                  <w:shd w:val="clear" w:color="auto" w:fill="FDF0F0"/>
+                  <w:tcMar>
+                    <w:top w:w="48" w:type="dxa"/>
+                    <w:bottom w:w="48" w:type="dxa"/>
+                    <w:left w:w="100" w:type="dxa"/>
+                    <w:right w:w="100" w:type="dxa"/>
+                  </w:tcMar>
+                </w:tcPr>
+                <w:p>
+                  <w:pPr>
+                    <w:spacing w:before="0" w:after="0"/>
+                    <w:jc w:val="right"/>
+                  </w:pPr>
+                  <w:r>
+                    <w:rPr>
+                      <w:b/>
+                      <w:color w:val="1E3A6E"/>
+                      <w:sz w:val="18"/>
+                    </w:rPr>
+                    <w:t>4</w:t>
+                  </w:r>
+                </w:p>
+              </w:tc>
+              <w:tc>
+                <w:tcPr>
+                  <w:tcW w:type="dxa" w:w="2561"/>
+                  <w:shd w:val="clear" w:color="auto" w:fill="FDF0F0"/>
+                  <w:tcMar>
+                    <w:top w:w="48" w:type="dxa"/>
+                    <w:bottom w:w="48" w:type="dxa"/>
+                    <w:left w:w="100" w:type="dxa"/>
+                    <w:right w:w="100" w:type="dxa"/>
+                  </w:tcMar>
+                </w:tcPr>
+                <w:p>
+                  <w:pPr>
+                    <w:spacing w:before="0" w:after="0"/>
+                    <w:jc w:val="right"/>
+                  </w:pPr>
+                  <w:r>
+                    <w:rPr>
+                      <w:b/>
+                      <w:color w:val="1E3A6E"/>
+                      <w:sz w:val="18"/>
+                    </w:rPr>
+                    <w:t>$89</w:t>
+                  </w:r>
+                </w:p>
+              </w:tc>
+            </w:tr>
+            <w:tr>
+              <w:tc>
+                <w:tcPr>
+                  <w:tcW w:type="dxa" w:w="2561"/>
+                  <w:shd w:val="clear" w:color="auto" w:fill="FFFFFF"/>
+                  <w:tcMar>
+                    <w:top w:w="48" w:type="dxa"/>
+                    <w:bottom w:w="48" w:type="dxa"/>
+                    <w:left w:w="100" w:type="dxa"/>
+                    <w:right w:w="100" w:type="dxa"/>
+                  </w:tcMar>
+                </w:tcPr>
+                <w:p>
+                  <w:pPr>
+                    <w:spacing w:before="0" w:after="0"/>
+                    <w:jc w:val="left"/>
+                  </w:pPr>
+                  <w:r>
+                    <w:rPr>
+                      <w:b w:val="0"/>
+                      <w:color w:val="1A1A2E"/>
+                      <w:sz w:val="18"/>
+                    </w:rPr>
+                    <w:t>José María Morelos y Pavón · Polo</w:t>
+                  </w:r>
+                </w:p>
+              </w:tc>
+              <w:tc>
+                <w:tcPr>
+                  <w:tcW w:type="dxa" w:w="2561"/>
+                  <w:shd w:val="clear" w:color="auto" w:fill="FFFFFF"/>
+                  <w:tcMar>
+                    <w:top w:w="48" w:type="dxa"/>
+                    <w:bottom w:w="48" w:type="dxa"/>
+                    <w:left w:w="100" w:type="dxa"/>
+                    <w:right w:w="100" w:type="dxa"/>
+                  </w:tcMar>
+                </w:tcPr>
+                <w:p>
+                  <w:pPr>
+                    <w:spacing w:before="0" w:after="0"/>
+                    <w:jc w:val="right"/>
+                  </w:pPr>
+                  <w:r>
+                    <w:rPr>
+                      <w:b/>
+                      <w:color w:val="1E3A6E"/>
+                      <w:sz w:val="18"/>
+                    </w:rPr>
+                    <w:t>18</w:t>
+                  </w:r>
+                </w:p>
+              </w:tc>
+              <w:tc>
+                <w:tcPr>
+                  <w:tcW w:type="dxa" w:w="2561"/>
+                  <w:shd w:val="clear" w:color="auto" w:fill="FFFFFF"/>
+                  <w:tcMar>
+                    <w:top w:w="48" w:type="dxa"/>
+                    <w:bottom w:w="48" w:type="dxa"/>
+                    <w:left w:w="100" w:type="dxa"/>
+                    <w:right w:w="100" w:type="dxa"/>
+                  </w:tcMar>
+                </w:tcPr>
+                <w:p>
+                  <w:pPr>
+                    <w:spacing w:before="0" w:after="0"/>
+                    <w:jc w:val="right"/>
+                  </w:pPr>
+                  <w:r>
+                    <w:rPr>
+                      <w:b/>
+                      <w:color w:val="1E3A6E"/>
+                      <w:sz w:val="18"/>
+                    </w:rPr>
+                    <w:t>$199</w:t>
+                  </w:r>
+                </w:p>
+              </w:tc>
+            </w:tr>
+            <w:tr>
+              <w:tc>
+                <w:tcPr>
+                  <w:tcW w:type="dxa" w:w="2561"/>
+                  <w:shd w:val="clear" w:color="auto" w:fill="FDF0F0"/>
+                  <w:tcMar>
+                    <w:top w:w="48" w:type="dxa"/>
+                    <w:bottom w:w="48" w:type="dxa"/>
+                    <w:left w:w="100" w:type="dxa"/>
+                    <w:right w:w="100" w:type="dxa"/>
+                  </w:tcMar>
+                </w:tcPr>
+                <w:p>
+                  <w:pPr>
+                    <w:spacing w:before="0" w:after="0"/>
+                    <w:jc w:val="left"/>
+                  </w:pPr>
+                  <w:r>
+                    <w:rPr>
+                      <w:b w:val="0"/>
+                      <w:color w:val="1A1A2E"/>
+                      <w:sz w:val="18"/>
+                    </w:rPr>
+                    <w:t>ESTV 663 · Polo</w:t>
+                  </w:r>
+                </w:p>
+              </w:tc>
+              <w:tc>
+                <w:tcPr>
+                  <w:tcW w:type="dxa" w:w="2561"/>
+                  <w:shd w:val="clear" w:color="auto" w:fill="FDF0F0"/>
+                  <w:tcMar>
+                    <w:top w:w="48" w:type="dxa"/>
+                    <w:bottom w:w="48" w:type="dxa"/>
+                    <w:left w:w="100" w:type="dxa"/>
+                    <w:right w:w="100" w:type="dxa"/>
+                  </w:tcMar>
+                </w:tcPr>
+                <w:p>
+                  <w:pPr>
+                    <w:spacing w:before="0" w:after="0"/>
+                    <w:jc w:val="right"/>
+                  </w:pPr>
+                  <w:r>
+                    <w:rPr>
+                      <w:b/>
+                      <w:color w:val="1E3A6E"/>
+                      <w:sz w:val="18"/>
+                    </w:rPr>
+                    <w:t>32</w:t>
+                  </w:r>
+                </w:p>
+              </w:tc>
+              <w:tc>
+                <w:tcPr>
+                  <w:tcW w:type="dxa" w:w="2561"/>
+                  <w:shd w:val="clear" w:color="auto" w:fill="FDF0F0"/>
+                  <w:tcMar>
+                    <w:top w:w="48" w:type="dxa"/>
+                    <w:bottom w:w="48" w:type="dxa"/>
+                    <w:left w:w="100" w:type="dxa"/>
+                    <w:right w:w="100" w:type="dxa"/>
+                  </w:tcMar>
+                </w:tcPr>
+                <w:p>
+                  <w:pPr>
+                    <w:spacing w:before="0" w:after="0"/>
+                    <w:jc w:val="right"/>
+                  </w:pPr>
+                  <w:r>
+                    <w:rPr>
+                      <w:b/>
+                      <w:color w:val="1E3A6E"/>
+                      <w:sz w:val="18"/>
+                    </w:rPr>
+                    <w:t>$219</w:t>
+                  </w:r>
+                </w:p>
+              </w:tc>
+            </w:tr>
+          </w:tbl>
+          <w:p/>
+          <w:p>
+            <w:pPr>
+              <w:spacing w:before="0" w:after="80"/>
+            </w:pPr>
+          </w:p>
+        </w:tc>
+      </w:tr>
+    </w:tbl>
+    <w:p>
+      <w:pPr>
+        <w:spacing w:before="0" w:after="120"/>
+      </w:pPr>
+    </w:p>
+    <w:p>
+      <w:pPr>
+        <w:spacing w:before="0" w:after="40"/>
+      </w:pPr>
+      <w:r>
+        <w:rPr>
+          <w:i/>
+          <w:color w:val="666666"/>
+          <w:sz w:val="17"/>
+        </w:rPr>
+        <w:t xml:space="preserve">  Los polos por escuela siguen la escalera de su nivel.</w:t>
+      </w:r>
+    </w:p>
     <w:p>
       <w:pPr>
         <w:spacing w:before="0" w:after="40"/>
